--- a/docs/산출물_20260921/04_ECS_업무_흐름도.docx
+++ b/docs/산출물_20260921/04_ECS_업무_흐름도.docx
@@ -1070,7 +1070,7 @@
           <w:color w:val="666666"/>
           <w:sz w:val="18"/>
         </w:rPr>
-        <w:t>완료 판정은 설비 신호(완료 비트·화물 위치)로만 한다. 시간 경과로 완료를 추정하던 체류 복구는 2026-09-17 폐기했다. 운전 화면 [환경설정] 의 "시간 기반 자동 처리" 옵션(기본 사용 안 함)을 명시적으로 켰을 때만 경과시간 판정이 열린다.</w:t>
+        <w:t>완료 판정은 설비 신호(완료 비트·화물 위치)로만 한다. 시간 경과로 완료를 추정하던 체류 복구는 2026-09-17 폐기했다. 2026-09-21 : 마지막까지 남아 있던 경과시간 판정([환경설정] 시간 기반 자동 처리)도 없앴다. 완료는 설비 신호로만 한다.</w:t>
       </w:r>
     </w:p>
     <w:p>
